--- a/template_laudo_pentacam.docx
+++ b/template_laudo_pentacam.docx
@@ -375,7 +375,7 @@
                 <w:color w:val="333333"/>
                 <w:sz w:val="18"/>
               </w:rPr>
-              <w:t>Pentacam® (Oculus)</w:t>
+              <w:t>{{equipamento}}</w:t>
             </w:r>
           </w:p>
         </w:tc>
